--- a/data/exports/kcet-solid-state_revision_notes.docx
+++ b/data/exports/kcet-solid-state_revision_notes.docx
@@ -164,10 +164,10 @@
             <w:r>
               <w:rPr>
                 <w:b/>
-                <w:color w:val="C53030"/>
+                <w:color w:val="2B6CB0"/>
                 <w:sz w:val="19"/>
               </w:rPr>
-              <w:t>Very High</w:t>
+              <w:t>High</w:t>
             </w:r>
           </w:p>
         </w:tc>
@@ -189,7 +189,7 @@
                 <w:color w:val="2D3748"/>
                 <w:sz w:val="19"/>
               </w:rPr>
-              <w:t>Kcet Solid State - Core Application</w:t>
+              <w:t>Solid State — Standard Calculations &amp; Problem Archetypes</w:t>
             </w:r>
           </w:p>
         </w:tc>
@@ -209,7 +209,7 @@
               <w:rPr>
                 <w:sz w:val="19"/>
               </w:rPr>
-              <w:t>23 PYQs</w:t>
+              <w:t>11 PYQs</w:t>
             </w:r>
           </w:p>
         </w:tc>
@@ -230,7 +230,181 @@
                 <w:color w:val="718096"/>
                 <w:sz w:val="19"/>
               </w:rPr>
-              <w:t>General Concept</w:t>
+              <w:t>Quantitative Analysis</w:t>
+            </w:r>
+          </w:p>
+        </w:tc>
+      </w:tr>
+      <w:tr>
+        <w:tc>
+          <w:tcPr>
+            <w:tcW w:type="dxa" w:w="2160"/>
+            <w:shd w:fill="FFFFFF"/>
+            <w:tcMar>
+              <w:top w:w="80" w:type="dxa"/>
+              <w:bottom w:w="80" w:type="dxa"/>
+              <w:left w:w="150" w:type="dxa"/>
+              <w:right w:w="150" w:type="dxa"/>
+            </w:tcMar>
+          </w:tcPr>
+          <w:p>
+            <w:r>
+              <w:rPr>
+                <w:b/>
+                <w:color w:val="2B6CB0"/>
+                <w:sz w:val="19"/>
+              </w:rPr>
+              <w:t>High</w:t>
+            </w:r>
+          </w:p>
+        </w:tc>
+        <w:tc>
+          <w:tcPr>
+            <w:tcW w:type="dxa" w:w="4320"/>
+            <w:shd w:fill="FFFFFF"/>
+            <w:tcMar>
+              <w:top w:w="80" w:type="dxa"/>
+              <w:bottom w:w="80" w:type="dxa"/>
+              <w:left w:w="150" w:type="dxa"/>
+              <w:right w:w="150" w:type="dxa"/>
+            </w:tcMar>
+          </w:tcPr>
+          <w:p>
+            <w:r>
+              <w:rPr>
+                <w:b/>
+                <w:color w:val="2D3748"/>
+                <w:sz w:val="19"/>
+              </w:rPr>
+              <w:t>Solid State — Applied Cases, Reactions &amp; Traps</w:t>
+            </w:r>
+          </w:p>
+        </w:tc>
+        <w:tc>
+          <w:tcPr>
+            <w:tcW w:type="dxa" w:w="1728"/>
+            <w:shd w:fill="FFFFFF"/>
+            <w:tcMar>
+              <w:top w:w="80" w:type="dxa"/>
+              <w:bottom w:w="80" w:type="dxa"/>
+              <w:left w:w="150" w:type="dxa"/>
+              <w:right w:w="150" w:type="dxa"/>
+            </w:tcMar>
+          </w:tcPr>
+          <w:p>
+            <w:r>
+              <w:rPr>
+                <w:sz w:val="19"/>
+              </w:rPr>
+              <w:t>10 PYQs</w:t>
+            </w:r>
+          </w:p>
+        </w:tc>
+        <w:tc>
+          <w:tcPr>
+            <w:tcW w:type="dxa" w:w="1872"/>
+            <w:shd w:fill="FFFFFF"/>
+            <w:tcMar>
+              <w:top w:w="80" w:type="dxa"/>
+              <w:bottom w:w="80" w:type="dxa"/>
+              <w:left w:w="150" w:type="dxa"/>
+              <w:right w:w="150" w:type="dxa"/>
+            </w:tcMar>
+          </w:tcPr>
+          <w:p>
+            <w:r>
+              <w:rPr>
+                <w:color w:val="718096"/>
+                <w:sz w:val="19"/>
+              </w:rPr>
+              <w:t>Applied Topics</w:t>
+            </w:r>
+          </w:p>
+        </w:tc>
+      </w:tr>
+      <w:tr>
+        <w:tc>
+          <w:tcPr>
+            <w:tcW w:type="dxa" w:w="2160"/>
+            <w:shd w:fill="F7FAFC"/>
+            <w:tcMar>
+              <w:top w:w="80" w:type="dxa"/>
+              <w:bottom w:w="80" w:type="dxa"/>
+              <w:left w:w="150" w:type="dxa"/>
+              <w:right w:w="150" w:type="dxa"/>
+            </w:tcMar>
+          </w:tcPr>
+          <w:p>
+            <w:r>
+              <w:rPr>
+                <w:b/>
+                <w:color w:val="718096"/>
+                <w:sz w:val="19"/>
+              </w:rPr>
+              <w:t>Moderate</w:t>
+            </w:r>
+          </w:p>
+        </w:tc>
+        <w:tc>
+          <w:tcPr>
+            <w:tcW w:type="dxa" w:w="4320"/>
+            <w:shd w:fill="F7FAFC"/>
+            <w:tcMar>
+              <w:top w:w="80" w:type="dxa"/>
+              <w:bottom w:w="80" w:type="dxa"/>
+              <w:left w:w="150" w:type="dxa"/>
+              <w:right w:w="150" w:type="dxa"/>
+            </w:tcMar>
+          </w:tcPr>
+          <w:p>
+            <w:r>
+              <w:rPr>
+                <w:b/>
+                <w:color w:val="2D3748"/>
+                <w:sz w:val="19"/>
+              </w:rPr>
+              <w:t>Solid State — Core Principles &amp; Governing Laws</w:t>
+            </w:r>
+          </w:p>
+        </w:tc>
+        <w:tc>
+          <w:tcPr>
+            <w:tcW w:type="dxa" w:w="1728"/>
+            <w:shd w:fill="F7FAFC"/>
+            <w:tcMar>
+              <w:top w:w="80" w:type="dxa"/>
+              <w:bottom w:w="80" w:type="dxa"/>
+              <w:left w:w="150" w:type="dxa"/>
+              <w:right w:w="150" w:type="dxa"/>
+            </w:tcMar>
+          </w:tcPr>
+          <w:p>
+            <w:r>
+              <w:rPr>
+                <w:sz w:val="19"/>
+              </w:rPr>
+              <w:t>3 PYQs</w:t>
+            </w:r>
+          </w:p>
+        </w:tc>
+        <w:tc>
+          <w:tcPr>
+            <w:tcW w:type="dxa" w:w="1872"/>
+            <w:shd w:fill="F7FAFC"/>
+            <w:tcMar>
+              <w:top w:w="80" w:type="dxa"/>
+              <w:bottom w:w="80" w:type="dxa"/>
+              <w:left w:w="150" w:type="dxa"/>
+              <w:right w:w="150" w:type="dxa"/>
+            </w:tcMar>
+          </w:tcPr>
+          <w:p>
+            <w:r>
+              <w:rPr>
+                <w:color w:val="718096"/>
+                <w:sz w:val="19"/>
+              </w:rPr>
+              <w:t>Core Principle</w:t>
             </w:r>
           </w:p>
         </w:tc>
@@ -311,6 +485,144 @@
           </w:p>
         </w:tc>
       </w:tr>
+      <w:tr>
+        <w:tc>
+          <w:tcPr>
+            <w:tcW w:type="dxa" w:w="3600"/>
+            <w:shd w:fill="F7FAFC"/>
+            <w:tcMar>
+              <w:top w:w="100" w:type="dxa"/>
+              <w:bottom w:w="100" w:type="dxa"/>
+              <w:left w:w="150" w:type="dxa"/>
+              <w:right w:w="150" w:type="dxa"/>
+            </w:tcMar>
+          </w:tcPr>
+          <w:p>
+            <w:r>
+              <w:rPr>
+                <w:b/>
+                <w:color w:val="1A365D"/>
+                <w:sz w:val="19"/>
+              </w:rPr>
+              <w:t>Solid State — Standard Calculations &amp; Problem Archetypes</w:t>
+            </w:r>
+          </w:p>
+        </w:tc>
+        <w:tc>
+          <w:tcPr>
+            <w:tcW w:type="dxa" w:w="6480"/>
+            <w:shd w:fill="F7FAFC"/>
+            <w:tcMar>
+              <w:top w:w="100" w:type="dxa"/>
+              <w:bottom w:w="100" w:type="dxa"/>
+              <w:left w:w="150" w:type="dxa"/>
+              <w:right w:w="150" w:type="dxa"/>
+            </w:tcMar>
+          </w:tcPr>
+          <w:p>
+            <w:r>
+              <w:rPr>
+                <w:rFonts w:ascii="Cambria Math" w:hAnsi="Cambria Math"/>
+                <w:color w:val="2D3748"/>
+                <w:sz w:val="19"/>
+              </w:rPr>
+              <w:t>_{2}, \quad I_{2}, \quad =10gcm^{-3},N_{A}=6 \times 10^{23}</w:t>
+            </w:r>
+          </w:p>
+        </w:tc>
+      </w:tr>
+      <w:tr>
+        <w:tc>
+          <w:tcPr>
+            <w:tcW w:type="dxa" w:w="3600"/>
+            <w:shd w:fill="FFFFFF"/>
+            <w:tcMar>
+              <w:top w:w="100" w:type="dxa"/>
+              <w:bottom w:w="100" w:type="dxa"/>
+              <w:left w:w="150" w:type="dxa"/>
+              <w:right w:w="150" w:type="dxa"/>
+            </w:tcMar>
+          </w:tcPr>
+          <w:p>
+            <w:r>
+              <w:rPr>
+                <w:b/>
+                <w:color w:val="1A365D"/>
+                <w:sz w:val="19"/>
+              </w:rPr>
+              <w:t>Solid State — Applied Cases, Reactions &amp; Traps</w:t>
+            </w:r>
+          </w:p>
+        </w:tc>
+        <w:tc>
+          <w:tcPr>
+            <w:tcW w:type="dxa" w:w="6480"/>
+            <w:shd w:fill="FFFFFF"/>
+            <w:tcMar>
+              <w:top w:w="100" w:type="dxa"/>
+              <w:bottom w:w="100" w:type="dxa"/>
+              <w:left w:w="150" w:type="dxa"/>
+              <w:right w:w="150" w:type="dxa"/>
+            </w:tcMar>
+          </w:tcPr>
+          <w:p>
+            <w:r>
+              <w:rPr>
+                <w:rFonts w:ascii="Cambria Math" w:hAnsi="Cambria Math"/>
+                <w:color w:val="2D3748"/>
+                <w:sz w:val="19"/>
+              </w:rPr>
+              <w:t>\alpha \ne \beta \ne \gamma \ne 90^{\circ}, \quad SrCl_{2}, \quad m^{3}</w:t>
+            </w:r>
+          </w:p>
+        </w:tc>
+      </w:tr>
+      <w:tr>
+        <w:tc>
+          <w:tcPr>
+            <w:tcW w:type="dxa" w:w="3600"/>
+            <w:shd w:fill="F7FAFC"/>
+            <w:tcMar>
+              <w:top w:w="100" w:type="dxa"/>
+              <w:bottom w:w="100" w:type="dxa"/>
+              <w:left w:w="150" w:type="dxa"/>
+              <w:right w:w="150" w:type="dxa"/>
+            </w:tcMar>
+          </w:tcPr>
+          <w:p>
+            <w:r>
+              <w:rPr>
+                <w:b/>
+                <w:color w:val="1A365D"/>
+                <w:sz w:val="19"/>
+              </w:rPr>
+              <w:t>Solid State — Core Principles &amp; Governing Laws</w:t>
+            </w:r>
+          </w:p>
+        </w:tc>
+        <w:tc>
+          <w:tcPr>
+            <w:tcW w:type="dxa" w:w="6480"/>
+            <w:shd w:fill="F7FAFC"/>
+            <w:tcMar>
+              <w:top w:w="100" w:type="dxa"/>
+              <w:bottom w:w="100" w:type="dxa"/>
+              <w:left w:w="150" w:type="dxa"/>
+              <w:right w:w="150" w:type="dxa"/>
+            </w:tcMar>
+          </w:tcPr>
+          <w:p>
+            <w:r>
+              <w:rPr>
+                <w:rFonts w:ascii="Cambria Math" w:hAnsi="Cambria Math"/>
+                <w:color w:val="2D3748"/>
+                <w:sz w:val="19"/>
+              </w:rPr>
+              <w:t>[PCl_{4}]^{+}, \quad PCl_{5}</w:t>
+            </w:r>
+          </w:p>
+        </w:tc>
+      </w:tr>
     </w:tbl>
     <w:p>
       <w:pPr>
@@ -338,7 +650,7 @@
           <w:color w:val="2B6CB0"/>
           <w:sz w:val="24"/>
         </w:rPr>
-        <w:t>3.1 Kcet Solid State - Core Application (Very High Yield — 23 PYQs)</w:t>
+        <w:t>3.1 Solid State — Standard Calculations &amp; Problem Archetypes (High Yield — 11 PYQs)</w:t>
       </w:r>
     </w:p>
     <w:p>
@@ -353,7 +665,7 @@
         <w:rPr>
           <w:sz w:val="20"/>
         </w:rPr>
-        <w:t>Key problem pattern in Kcet Solid State.</w:t>
+        <w:t>Quantitative numerical problem-solving techniques and standard question patterns frequently seen in Solid State.</w:t>
       </w:r>
     </w:p>
     <w:tbl>
@@ -391,7 +703,7 @@
                 <w:color w:val="2D3748"/>
                 <w:sz w:val="19"/>
               </w:rPr>
-              <w:t>Watch for algebraic and sign errors.</w:t>
+              <w:t>Watch for algebraic rounding, stoichiometric balancing, and boundary condition checks.</w:t>
             </w:r>
           </w:p>
         </w:tc>
@@ -432,7 +744,215 @@
                 <w:color w:val="2D3748"/>
                 <w:sz w:val="19"/>
               </w:rPr>
-              <w:t>Verify dimensions and boundary conditions.</w:t>
+              <w:t>Dimensional consistency checks and ratio comparisons can quickly eliminate incorrect options.</w:t>
+            </w:r>
+          </w:p>
+        </w:tc>
+      </w:tr>
+    </w:tbl>
+    <w:p>
+      <w:pPr>
+        <w:spacing w:before="120" w:after="40"/>
+      </w:pPr>
+      <w:r>
+        <w:rPr>
+          <w:b/>
+          <w:color w:val="1A365D"/>
+          <w:sz w:val="19"/>
+        </w:rPr>
+        <w:t>Source PYQs testing this concept:</w:t>
+      </w:r>
+    </w:p>
+    <w:p>
+      <w:pPr>
+        <w:pStyle w:val="ListBullet"/>
+        <w:spacing w:after="40"/>
+      </w:pPr>
+      <w:r>
+        <w:rPr>
+          <w:b/>
+          <w:sz w:val="18"/>
+        </w:rPr>
+        <w:t xml:space="preserve">[2023 Shift] Q#1 (MCQ): </w:t>
+      </w:r>
+      <w:r>
+        <w:rPr>
+          <w:sz w:val="18"/>
+        </w:rPr>
+        <w:t xml:space="preserve">"A metal crystallises in a body centred cubic lattice with the metallic radius √(3)vec(A) . The volume of the unit cell in $m^{..."  </w:t>
+      </w:r>
+      <w:r>
+        <w:rPr>
+          <w:b/>
+          <w:color w:val="2B6CB0"/>
+          <w:sz w:val="18"/>
+        </w:rPr>
+        <w:t>[Ans: N/A]</w:t>
+      </w:r>
+    </w:p>
+    <w:p>
+      <w:pPr>
+        <w:pStyle w:val="ListBullet"/>
+        <w:spacing w:after="40"/>
+      </w:pPr>
+      <w:r>
+        <w:rPr>
+          <w:b/>
+          <w:sz w:val="18"/>
+        </w:rPr>
+        <w:t xml:space="preserve">[2023 Shift] Q#3 (MCQ): </w:t>
+      </w:r>
+      <w:r>
+        <w:rPr>
+          <w:sz w:val="18"/>
+        </w:rPr>
+        <w:t xml:space="preserve">"If ' a ' stands for the edge length of the cubic systems. The ratio of radii in simple cubic, body centred cubic and face centred cubic un..."  </w:t>
+      </w:r>
+      <w:r>
+        <w:rPr>
+          <w:b/>
+          <w:color w:val="2B6CB0"/>
+          <w:sz w:val="18"/>
+        </w:rPr>
+        <w:t>[Ans: N/A]</w:t>
+      </w:r>
+    </w:p>
+    <w:p>
+      <w:pPr>
+        <w:pStyle w:val="ListBullet"/>
+        <w:spacing w:after="40"/>
+      </w:pPr>
+      <w:r>
+        <w:rPr>
+          <w:b/>
+          <w:sz w:val="18"/>
+        </w:rPr>
+        <w:t xml:space="preserve">[2023 Shift] Q#4 (MCQ): </w:t>
+      </w:r>
+      <w:r>
+        <w:rPr>
+          <w:sz w:val="18"/>
+        </w:rPr>
+        <w:t xml:space="preserve">"Match the column A (type of crystalline solid) with the column B (example for each type) A B P. Molecular solid i. SiC Q. Ionic solid ii. Mg..."  </w:t>
+      </w:r>
+      <w:r>
+        <w:rPr>
+          <w:b/>
+          <w:color w:val="2B6CB0"/>
+          <w:sz w:val="18"/>
+        </w:rPr>
+        <w:t>[Ans: N/A]</w:t>
+      </w:r>
+    </w:p>
+    <w:p>
+      <w:pPr>
+        <w:spacing w:after="120"/>
+      </w:pPr>
+    </w:p>
+    <w:p>
+      <w:pPr>
+        <w:pStyle w:val="Heading2"/>
+      </w:pPr>
+      <w:r>
+        <w:rPr>
+          <w:color w:val="2B6CB0"/>
+          <w:sz w:val="24"/>
+        </w:rPr>
+        <w:t>3.2 Solid State — Applied Cases, Reactions &amp; Traps (High Yield — 10 PYQs)</w:t>
+      </w:r>
+    </w:p>
+    <w:p>
+      <w:r>
+        <w:rPr>
+          <w:b/>
+          <w:sz w:val="20"/>
+        </w:rPr>
+        <w:t xml:space="preserve">Core Principle: </w:t>
+      </w:r>
+      <w:r>
+        <w:rPr>
+          <w:sz w:val="20"/>
+        </w:rPr>
+        <w:t>Special cases, experimental observations, and conceptual traps designed to test deep understanding of Solid State.</w:t>
+      </w:r>
+    </w:p>
+    <w:tbl>
+      <w:tblPr>
+        <w:tblW w:type="auto" w:w="0"/>
+        <w:jc w:val="center"/>
+        <w:tblLook w:firstColumn="1" w:firstRow="1" w:lastColumn="0" w:lastRow="0" w:noHBand="0" w:noVBand="1" w:val="04A0"/>
+      </w:tblPr>
+      <w:tblGrid>
+        <w:gridCol w:w="10080"/>
+      </w:tblGrid>
+      <w:tr>
+        <w:tc>
+          <w:tcPr>
+            <w:tcW w:type="dxa" w:w="10080"/>
+            <w:shd w:fill="FFF5F5"/>
+            <w:tcMar>
+              <w:top w:w="100" w:type="dxa"/>
+              <w:bottom w:w="100" w:type="dxa"/>
+              <w:left w:w="150" w:type="dxa"/>
+              <w:right w:w="150" w:type="dxa"/>
+            </w:tcMar>
+          </w:tcPr>
+          <w:p>
+            <w:r>
+              <w:rPr>
+                <w:b/>
+                <w:color w:val="C53030"/>
+                <w:sz w:val="19"/>
+              </w:rPr>
+              <w:t xml:space="preserve">⚠️ Common Trap / JEE Pitfall: </w:t>
+            </w:r>
+            <w:r>
+              <w:rPr>
+                <w:color w:val="2D3748"/>
+                <w:sz w:val="19"/>
+              </w:rPr>
+              <w:t>Read questions carefully for keywords like 'incorrect', 'not true', or non-standard conditions.</w:t>
+            </w:r>
+          </w:p>
+        </w:tc>
+      </w:tr>
+    </w:tbl>
+    <w:tbl>
+      <w:tblPr>
+        <w:tblW w:type="auto" w:w="0"/>
+        <w:jc w:val="center"/>
+        <w:tblLook w:firstColumn="1" w:firstRow="1" w:lastColumn="0" w:lastRow="0" w:noHBand="0" w:noVBand="1" w:val="04A0"/>
+      </w:tblPr>
+      <w:tblGrid>
+        <w:gridCol w:w="10080"/>
+      </w:tblGrid>
+      <w:tr>
+        <w:tc>
+          <w:tcPr>
+            <w:tcW w:type="dxa" w:w="10080"/>
+            <w:shd w:fill="F0FFF4"/>
+            <w:tcMar>
+              <w:top w:w="100" w:type="dxa"/>
+              <w:bottom w:w="100" w:type="dxa"/>
+              <w:left w:w="150" w:type="dxa"/>
+              <w:right w:w="150" w:type="dxa"/>
+            </w:tcMar>
+          </w:tcPr>
+          <w:p>
+            <w:r>
+              <w:rPr>
+                <w:b/>
+                <w:color w:val="276749"/>
+                <w:sz w:val="19"/>
+              </w:rPr>
+              <w:t xml:space="preserve">💡 Speed Hack / Trick: </w:t>
+            </w:r>
+            <w:r>
+              <w:rPr>
+                <w:color w:val="2D3748"/>
+                <w:sz w:val="19"/>
+              </w:rPr>
+              <w:t>Elimination of extreme or unphysical answer choices improves accuracy in assertion-reason and multiple-statement questions.</w:t>
             </w:r>
           </w:p>
         </w:tc>
@@ -517,13 +1037,221 @@
           <w:b/>
           <w:sz w:val="18"/>
         </w:rPr>
-        <w:t xml:space="preserve">[2023 Shift] Q#1 (MCQ): </w:t>
+        <w:t xml:space="preserve">[2022 Shift] Q#2 (MCQ): </w:t>
       </w:r>
       <w:r>
         <w:rPr>
           <w:sz w:val="18"/>
         </w:rPr>
-        <w:t xml:space="preserve">"A metal crystallises in a body centred cubic lattice with the metallic radius √(3)vec(A) . The volume of the unit cell in $m^{..."  </w:t>
+        <w:t xml:space="preserve">"Alkali halides do not show dislocation defect because..."  </w:t>
+      </w:r>
+      <w:r>
+        <w:rPr>
+          <w:b/>
+          <w:color w:val="2B6CB0"/>
+          <w:sz w:val="18"/>
+        </w:rPr>
+        <w:t>[Ans: N/A]</w:t>
+      </w:r>
+    </w:p>
+    <w:p>
+      <w:pPr>
+        <w:spacing w:after="120"/>
+      </w:pPr>
+    </w:p>
+    <w:p>
+      <w:pPr>
+        <w:pStyle w:val="Heading2"/>
+      </w:pPr>
+      <w:r>
+        <w:rPr>
+          <w:color w:val="2B6CB0"/>
+          <w:sz w:val="24"/>
+        </w:rPr>
+        <w:t>3.3 Solid State — Core Principles &amp; Governing Laws (Moderate Yield — 3 PYQs)</w:t>
+      </w:r>
+    </w:p>
+    <w:p>
+      <w:r>
+        <w:rPr>
+          <w:b/>
+          <w:sz w:val="20"/>
+        </w:rPr>
+        <w:t xml:space="preserve">Core Principle: </w:t>
+      </w:r>
+      <w:r>
+        <w:rPr>
+          <w:sz w:val="20"/>
+        </w:rPr>
+        <w:t>Fundamental definitions, core postulates, and governing physical/chemical relations in Solid State.</w:t>
+      </w:r>
+    </w:p>
+    <w:tbl>
+      <w:tblPr>
+        <w:tblW w:type="auto" w:w="0"/>
+        <w:jc w:val="center"/>
+        <w:tblLook w:firstColumn="1" w:firstRow="1" w:lastColumn="0" w:lastRow="0" w:noHBand="0" w:noVBand="1" w:val="04A0"/>
+      </w:tblPr>
+      <w:tblGrid>
+        <w:gridCol w:w="10080"/>
+      </w:tblGrid>
+      <w:tr>
+        <w:tc>
+          <w:tcPr>
+            <w:tcW w:type="dxa" w:w="10080"/>
+            <w:shd w:fill="FFF5F5"/>
+            <w:tcMar>
+              <w:top w:w="100" w:type="dxa"/>
+              <w:bottom w:w="100" w:type="dxa"/>
+              <w:left w:w="150" w:type="dxa"/>
+              <w:right w:w="150" w:type="dxa"/>
+            </w:tcMar>
+          </w:tcPr>
+          <w:p>
+            <w:r>
+              <w:rPr>
+                <w:b/>
+                <w:color w:val="C53030"/>
+                <w:sz w:val="19"/>
+              </w:rPr>
+              <w:t xml:space="preserve">⚠️ Common Trap / JEE Pitfall: </w:t>
+            </w:r>
+            <w:r>
+              <w:rPr>
+                <w:color w:val="2D3748"/>
+                <w:sz w:val="19"/>
+              </w:rPr>
+              <w:t>Carefully verify units, standard reference states, and sign conventions in Solid State.</w:t>
+            </w:r>
+          </w:p>
+        </w:tc>
+      </w:tr>
+    </w:tbl>
+    <w:tbl>
+      <w:tblPr>
+        <w:tblW w:type="auto" w:w="0"/>
+        <w:jc w:val="center"/>
+        <w:tblLook w:firstColumn="1" w:firstRow="1" w:lastColumn="0" w:lastRow="0" w:noHBand="0" w:noVBand="1" w:val="04A0"/>
+      </w:tblPr>
+      <w:tblGrid>
+        <w:gridCol w:w="10080"/>
+      </w:tblGrid>
+      <w:tr>
+        <w:tc>
+          <w:tcPr>
+            <w:tcW w:type="dxa" w:w="10080"/>
+            <w:shd w:fill="F0FFF4"/>
+            <w:tcMar>
+              <w:top w:w="100" w:type="dxa"/>
+              <w:bottom w:w="100" w:type="dxa"/>
+              <w:left w:w="150" w:type="dxa"/>
+              <w:right w:w="150" w:type="dxa"/>
+            </w:tcMar>
+          </w:tcPr>
+          <w:p>
+            <w:r>
+              <w:rPr>
+                <w:b/>
+                <w:color w:val="276749"/>
+                <w:sz w:val="19"/>
+              </w:rPr>
+              <w:t xml:space="preserve">💡 Speed Hack / Trick: </w:t>
+            </w:r>
+            <w:r>
+              <w:rPr>
+                <w:color w:val="2D3748"/>
+                <w:sz w:val="19"/>
+              </w:rPr>
+              <w:t>Focus on high-yield formulas and standard limiting approximations tested in Solid State PYQs.</w:t>
+            </w:r>
+          </w:p>
+        </w:tc>
+      </w:tr>
+    </w:tbl>
+    <w:p>
+      <w:pPr>
+        <w:spacing w:before="120" w:after="40"/>
+      </w:pPr>
+      <w:r>
+        <w:rPr>
+          <w:b/>
+          <w:color w:val="1A365D"/>
+          <w:sz w:val="19"/>
+        </w:rPr>
+        <w:t>Source PYQs testing this concept:</w:t>
+      </w:r>
+    </w:p>
+    <w:p>
+      <w:pPr>
+        <w:pStyle w:val="ListBullet"/>
+        <w:spacing w:after="40"/>
+      </w:pPr>
+      <w:r>
+        <w:rPr>
+          <w:b/>
+          <w:sz w:val="18"/>
+        </w:rPr>
+        <w:t xml:space="preserve">[2023 Shift] Q#2 (MCQ): </w:t>
+      </w:r>
+      <w:r>
+        <w:rPr>
+          <w:sz w:val="18"/>
+        </w:rPr>
+        <w:t xml:space="preserve">"In solid state, PCl_(5) is a/an..."  </w:t>
+      </w:r>
+      <w:r>
+        <w:rPr>
+          <w:b/>
+          <w:color w:val="2B6CB0"/>
+          <w:sz w:val="18"/>
+        </w:rPr>
+        <w:t>[Ans: N/A]</w:t>
+      </w:r>
+    </w:p>
+    <w:p>
+      <w:pPr>
+        <w:pStyle w:val="ListBullet"/>
+        <w:spacing w:after="40"/>
+      </w:pPr>
+      <w:r>
+        <w:rPr>
+          <w:b/>
+          <w:sz w:val="18"/>
+        </w:rPr>
+        <w:t xml:space="preserve">[2020 Shift] Q#3 (MCQ): </w:t>
+      </w:r>
+      <w:r>
+        <w:rPr>
+          <w:sz w:val="18"/>
+        </w:rPr>
+        <w:t xml:space="preserve">"Silicon doped with gallium forms..."  </w:t>
+      </w:r>
+      <w:r>
+        <w:rPr>
+          <w:b/>
+          <w:color w:val="2B6CB0"/>
+          <w:sz w:val="18"/>
+        </w:rPr>
+        <w:t>[Ans: N/A]</w:t>
+      </w:r>
+    </w:p>
+    <w:p>
+      <w:pPr>
+        <w:pStyle w:val="ListBullet"/>
+        <w:spacing w:after="40"/>
+      </w:pPr>
+      <w:r>
+        <w:rPr>
+          <w:b/>
+          <w:sz w:val="18"/>
+        </w:rPr>
+        <w:t xml:space="preserve">[2018 Shift] Q#3 (MCQ): </w:t>
+      </w:r>
+      <w:r>
+        <w:rPr>
+          <w:sz w:val="18"/>
+        </w:rPr>
+        <w:t xml:space="preserve">"In FCC, the unit cell is shared equally by how many unit cells?..."  </w:t>
       </w:r>
       <w:r>
         <w:rPr>
@@ -664,6 +1392,248 @@
               <w:t>Solution Analysis:</w:t>
               <w:br/>
               <w:t>Given, Face centred crystal, so Z=4 edge length(a)=300pm=300 × 10^-10cm density(d)=10g/cm^3 N_(A)=6.022 × 10^23 Using the formula d =\fracZ × MN_(A) × a^3 M =\fracd × N_(A) × a^3Z =\frac10 × 6.022 × 10^23 × (300 × 10^-10)^34 ⇒ M =40.65g So, 40.65 g contains 6.022 × 10^23 atoms Let 4.5 g contains x atom ⇒ x=\frac6.022 × 10^2340.65 × 4.5=6.6 × 10^22atoms</w:t>
+            </w:r>
+          </w:p>
+        </w:tc>
+      </w:tr>
+    </w:tbl>
+    <w:p>
+      <w:pPr>
+        <w:spacing w:after="120"/>
+      </w:pPr>
+    </w:p>
+    <w:p>
+      <w:pPr>
+        <w:spacing w:before="160" w:after="40"/>
+      </w:pPr>
+      <w:r>
+        <w:rPr>
+          <w:b/>
+          <w:color w:val="1A365D"/>
+          <w:sz w:val="22"/>
+        </w:rPr>
+        <w:t>Benchmark Problem 2: KCET 2023 (Q#1)</w:t>
+      </w:r>
+    </w:p>
+    <w:p>
+      <w:pPr>
+        <w:spacing w:after="80"/>
+      </w:pPr>
+      <w:r>
+        <w:rPr>
+          <w:sz w:val="20"/>
+        </w:rPr>
+        <w:t>A metal crystallises in a body centred cubic lattice with the metallic radius √(3)vec(A) . The volume of the unit cell in m^3 is</w:t>
+      </w:r>
+    </w:p>
+    <w:p>
+      <w:pPr>
+        <w:pStyle w:val="ListBullet"/>
+        <w:spacing w:after="20"/>
+      </w:pPr>
+      <w:r>
+        <w:rPr>
+          <w:sz w:val="19"/>
+        </w:rPr>
+        <w:t>(A) 64 × 10^-29</w:t>
+      </w:r>
+    </w:p>
+    <w:p>
+      <w:pPr>
+        <w:pStyle w:val="ListBullet"/>
+        <w:spacing w:after="20"/>
+      </w:pPr>
+      <w:r>
+        <w:rPr>
+          <w:sz w:val="19"/>
+        </w:rPr>
+        <w:t>(B) 4 × 10^-29</w:t>
+      </w:r>
+    </w:p>
+    <w:p>
+      <w:pPr>
+        <w:pStyle w:val="ListBullet"/>
+        <w:spacing w:after="20"/>
+      </w:pPr>
+      <w:r>
+        <w:rPr>
+          <w:sz w:val="19"/>
+        </w:rPr>
+        <w:t>(C) 6.4 × 10^-29</w:t>
+      </w:r>
+    </w:p>
+    <w:p>
+      <w:pPr>
+        <w:pStyle w:val="ListBullet"/>
+        <w:spacing w:after="20"/>
+      </w:pPr>
+      <w:r>
+        <w:rPr>
+          <w:sz w:val="19"/>
+        </w:rPr>
+        <w:t>(D) 4 × 10^-10</w:t>
+      </w:r>
+    </w:p>
+    <w:tbl>
+      <w:tblPr>
+        <w:tblW w:type="auto" w:w="0"/>
+        <w:jc w:val="center"/>
+        <w:tblLook w:firstColumn="1" w:firstRow="1" w:lastColumn="0" w:lastRow="0" w:noHBand="0" w:noVBand="1" w:val="04A0"/>
+      </w:tblPr>
+      <w:tblGrid>
+        <w:gridCol w:w="10080"/>
+      </w:tblGrid>
+      <w:tr>
+        <w:tc>
+          <w:tcPr>
+            <w:tcW w:type="dxa" w:w="10080"/>
+            <w:shd w:fill="F7FAFC"/>
+            <w:tcMar>
+              <w:top w:w="100" w:type="dxa"/>
+              <w:bottom w:w="100" w:type="dxa"/>
+              <w:left w:w="150" w:type="dxa"/>
+              <w:right w:w="150" w:type="dxa"/>
+            </w:tcMar>
+          </w:tcPr>
+          <w:p>
+            <w:r>
+              <w:rPr>
+                <w:b/>
+                <w:color w:val="1A365D"/>
+                <w:sz w:val="19"/>
+              </w:rPr>
+              <w:t>Correct Answer: None</w:t>
+              <w:br/>
+            </w:r>
+            <w:r>
+              <w:rPr>
+                <w:color w:val="2D3748"/>
+                <w:sz w:val="18"/>
+              </w:rPr>
+              <w:t>Solution Analysis:</w:t>
+              <w:br/>
+              <w:t>r=√(3) vec(A)=√(3) × 10^-10m For bcc, r=\frac√(3)a4 a=\frac4r√(3)=\frac4 × √(3) × 10^-10√(3)=4 × 10^-10 a^3=64 × 10^-30=6.4 × 10^-29m^3 Thus, the volume of the unit cell is 6.4 × 10^-29m^3 .</w:t>
+            </w:r>
+          </w:p>
+        </w:tc>
+      </w:tr>
+    </w:tbl>
+    <w:p>
+      <w:pPr>
+        <w:spacing w:after="120"/>
+      </w:pPr>
+    </w:p>
+    <w:p>
+      <w:pPr>
+        <w:spacing w:before="160" w:after="40"/>
+      </w:pPr>
+      <w:r>
+        <w:rPr>
+          <w:b/>
+          <w:color w:val="1A365D"/>
+          <w:sz w:val="22"/>
+        </w:rPr>
+        <w:t>Benchmark Problem 3: KCET 2023 (Q#2)</w:t>
+      </w:r>
+    </w:p>
+    <w:p>
+      <w:pPr>
+        <w:spacing w:after="80"/>
+      </w:pPr>
+      <w:r>
+        <w:rPr>
+          <w:sz w:val="20"/>
+        </w:rPr>
+        <w:t>In solid state, PCl_(5) is a/an</w:t>
+      </w:r>
+    </w:p>
+    <w:p>
+      <w:pPr>
+        <w:pStyle w:val="ListBullet"/>
+        <w:spacing w:after="20"/>
+      </w:pPr>
+      <w:r>
+        <w:rPr>
+          <w:sz w:val="19"/>
+        </w:rPr>
+        <w:t>(A) octahedral structure</w:t>
+      </w:r>
+    </w:p>
+    <w:p>
+      <w:pPr>
+        <w:pStyle w:val="ListBullet"/>
+        <w:spacing w:after="20"/>
+      </w:pPr>
+      <w:r>
+        <w:rPr>
+          <w:sz w:val="19"/>
+        </w:rPr>
+        <w:t>(B) ionic solid with [PCl_(6)]^+ and [PCl_(4)]</w:t>
+      </w:r>
+    </w:p>
+    <w:p>
+      <w:pPr>
+        <w:pStyle w:val="ListBullet"/>
+        <w:spacing w:after="20"/>
+      </w:pPr>
+      <w:r>
+        <w:rPr>
+          <w:sz w:val="19"/>
+        </w:rPr>
+        <w:t>(C) ionic solid with [PCl_(4)]^+ and [PCl_(6)]^-</w:t>
+      </w:r>
+    </w:p>
+    <w:p>
+      <w:pPr>
+        <w:pStyle w:val="ListBullet"/>
+        <w:spacing w:after="20"/>
+      </w:pPr>
+      <w:r>
+        <w:rPr>
+          <w:sz w:val="19"/>
+        </w:rPr>
+        <w:t>(D) covalent solid present in the form of P_(2)Cl_(10)</w:t>
+      </w:r>
+    </w:p>
+    <w:tbl>
+      <w:tblPr>
+        <w:tblW w:type="auto" w:w="0"/>
+        <w:jc w:val="center"/>
+        <w:tblLook w:firstColumn="1" w:firstRow="1" w:lastColumn="0" w:lastRow="0" w:noHBand="0" w:noVBand="1" w:val="04A0"/>
+      </w:tblPr>
+      <w:tblGrid>
+        <w:gridCol w:w="10080"/>
+      </w:tblGrid>
+      <w:tr>
+        <w:tc>
+          <w:tcPr>
+            <w:tcW w:type="dxa" w:w="10080"/>
+            <w:shd w:fill="F7FAFC"/>
+            <w:tcMar>
+              <w:top w:w="100" w:type="dxa"/>
+              <w:bottom w:w="100" w:type="dxa"/>
+              <w:left w:w="150" w:type="dxa"/>
+              <w:right w:w="150" w:type="dxa"/>
+            </w:tcMar>
+          </w:tcPr>
+          <w:p>
+            <w:r>
+              <w:rPr>
+                <w:b/>
+                <w:color w:val="1A365D"/>
+                <w:sz w:val="19"/>
+              </w:rPr>
+              <w:t>Correct Answer: None</w:t>
+              <w:br/>
+            </w:r>
+            <w:r>
+              <w:rPr>
+                <w:color w:val="2D3748"/>
+                <w:sz w:val="18"/>
+              </w:rPr>
+              <w:t>Solution Analysis:</w:t>
+              <w:br/>
+              <w:t>PCl_(5) is an ionic solid composed of [PCl_(4)]^+ ions and [PCl_(6)]^- ions. In an ionic solid, there is a transfer of electrons between atoms, resulting in the formation these cations and anions. These opposite charged ions held together by electrostatic forces forming a crystal lattice structure.</w:t>
             </w:r>
           </w:p>
         </w:tc>

--- a/data/exports/kcet-solid-state_revision_notes.docx
+++ b/data/exports/kcet-solid-state_revision_notes.docx
@@ -13,7 +13,7 @@
           <w:color w:val="1A365D"/>
           <w:sz w:val="44"/>
         </w:rPr>
-        <w:t>JEE MAIN REVISION MASTER: SOLID STATE 2026 0 QUESTIONS 0% WEIGHTAGE</w:t>
+        <w:t>JEE MAIN REVISION MASTER: SOLID STATE</w:t>
       </w:r>
     </w:p>
     <w:p>
@@ -189,7 +189,7 @@
                 <w:color w:val="2D3748"/>
                 <w:sz w:val="19"/>
               </w:rPr>
-              <w:t>Solid State — Standard Calculations &amp; Problem Archetypes</w:t>
+              <w:t>Solid State — Core Principles &amp; Governing Laws</w:t>
             </w:r>
           </w:p>
         </w:tc>
@@ -209,7 +209,7 @@
               <w:rPr>
                 <w:sz w:val="19"/>
               </w:rPr>
-              <w:t>11 PYQs</w:t>
+              <w:t>13 PYQs</w:t>
             </w:r>
           </w:p>
         </w:tc>
@@ -230,7 +230,7 @@
                 <w:color w:val="718096"/>
                 <w:sz w:val="19"/>
               </w:rPr>
-              <w:t>Quantitative Analysis</w:t>
+              <w:t>Core Principle</w:t>
             </w:r>
           </w:p>
         </w:tc>
@@ -251,10 +251,10 @@
             <w:r>
               <w:rPr>
                 <w:b/>
-                <w:color w:val="2B6CB0"/>
+                <w:color w:val="718096"/>
                 <w:sz w:val="19"/>
               </w:rPr>
-              <w:t>High</w:t>
+              <w:t>Moderate</w:t>
             </w:r>
           </w:p>
         </w:tc>
@@ -296,7 +296,7 @@
               <w:rPr>
                 <w:sz w:val="19"/>
               </w:rPr>
-              <w:t>10 PYQs</w:t>
+              <w:t>6 PYQs</w:t>
             </w:r>
           </w:p>
         </w:tc>
@@ -363,7 +363,7 @@
                 <w:color w:val="2D3748"/>
                 <w:sz w:val="19"/>
               </w:rPr>
-              <w:t>Solid State — Core Principles &amp; Governing Laws</w:t>
+              <w:t>Solid State — Standard Calculations &amp; Problem Archetypes</w:t>
             </w:r>
           </w:p>
         </w:tc>
@@ -383,7 +383,7 @@
               <w:rPr>
                 <w:sz w:val="19"/>
               </w:rPr>
-              <w:t>3 PYQs</w:t>
+              <w:t>5 PYQs</w:t>
             </w:r>
           </w:p>
         </w:tc>
@@ -404,7 +404,7 @@
                 <w:color w:val="718096"/>
                 <w:sz w:val="19"/>
               </w:rPr>
-              <w:t>Core Principle</w:t>
+              <w:t>Quantitative Analysis</w:t>
             </w:r>
           </w:p>
         </w:tc>
@@ -504,7 +504,7 @@
                 <w:color w:val="1A365D"/>
                 <w:sz w:val="19"/>
               </w:rPr>
-              <w:t>Solid State — Standard Calculations &amp; Problem Archetypes</w:t>
+              <w:t>Solid State — Core Principles &amp; Governing Laws</w:t>
             </w:r>
           </w:p>
         </w:tc>
@@ -526,7 +526,7 @@
                 <w:color w:val="2D3748"/>
                 <w:sz w:val="19"/>
               </w:rPr>
-              <w:t>_{2}, \quad I_{2}, \quad =10gcm^{-3},N_{A}=6 \times 10^{23}</w:t>
+              <w:t>m^{3}, \quad 615gcm^{-3}, \quad PCl_{5}</w:t>
             </w:r>
           </w:p>
         </w:tc>
@@ -572,7 +572,7 @@
                 <w:color w:val="2D3748"/>
                 <w:sz w:val="19"/>
               </w:rPr>
-              <w:t>\alpha \ne \beta \ne \gamma \ne 90^{\circ}, \quad SrCl_{2}, \quad m^{3}</w:t>
+              <w:t>A_{7}B_{24}, \quad a=b \ne c, \quad \frac{1}{4}</w:t>
             </w:r>
           </w:p>
         </w:tc>
@@ -596,7 +596,7 @@
                 <w:color w:val="1A365D"/>
                 <w:sz w:val="19"/>
               </w:rPr>
-              <w:t>Solid State — Core Principles &amp; Governing Laws</w:t>
+              <w:t>Solid State — Standard Calculations &amp; Problem Archetypes</w:t>
             </w:r>
           </w:p>
         </w:tc>
@@ -618,7 +618,7 @@
                 <w:color w:val="2D3748"/>
                 <w:sz w:val="19"/>
               </w:rPr>
-              <w:t>[PCl_{4}]^{+}, \quad PCl_{5}</w:t>
+              <w:t>a=300\text{pm}, \quad A_{7}B_{24}, \quad r=\frac{a\sqrt{3}}{4}</w:t>
             </w:r>
           </w:p>
         </w:tc>
@@ -650,7 +650,7 @@
           <w:color w:val="2B6CB0"/>
           <w:sz w:val="24"/>
         </w:rPr>
-        <w:t>3.1 Solid State — Standard Calculations &amp; Problem Archetypes (High Yield — 11 PYQs)</w:t>
+        <w:t>3.1 Solid State — Core Principles &amp; Governing Laws (High Yield — 13 PYQs)</w:t>
       </w:r>
     </w:p>
     <w:p>
@@ -665,7 +665,7 @@
         <w:rPr>
           <w:sz w:val="20"/>
         </w:rPr>
-        <w:t>Quantitative numerical problem-solving techniques and standard question patterns frequently seen in Solid State.</w:t>
+        <w:t>Fundamental definitions, core postulates, and governing physical/chemical relations in Solid State.</w:t>
       </w:r>
     </w:p>
     <w:tbl>
@@ -703,7 +703,7 @@
                 <w:color w:val="2D3748"/>
                 <w:sz w:val="19"/>
               </w:rPr>
-              <w:t>Watch for algebraic rounding, stoichiometric balancing, and boundary condition checks.</w:t>
+              <w:t>Carefully verify units, standard reference states, and sign conventions in Solid State.</w:t>
             </w:r>
           </w:p>
         </w:tc>
@@ -744,7 +744,7 @@
                 <w:color w:val="2D3748"/>
                 <w:sz w:val="19"/>
               </w:rPr>
-              <w:t>Dimensional consistency checks and ratio comparisons can quickly eliminate incorrect options.</w:t>
+              <w:t>Focus on high-yield formulas and standard limiting approximations tested in Solid State PYQs.</w:t>
             </w:r>
           </w:p>
         </w:tc>
@@ -761,6 +761,35 @@
           <w:sz w:val="19"/>
         </w:rPr>
         <w:t>Source PYQs testing this concept:</w:t>
+      </w:r>
+    </w:p>
+    <w:p>
+      <w:pPr>
+        <w:pStyle w:val="ListBullet"/>
+        <w:spacing w:after="40"/>
+      </w:pPr>
+      <w:r>
+        <w:rPr>
+          <w:b/>
+          <w:sz w:val="18"/>
+        </w:rPr>
+        <w:t xml:space="preserve">[2024 Shift] Q#2 (MCQ): </w:t>
+      </w:r>
+      <w:r>
+        <w:rPr>
+          <w:sz w:val="18"/>
+        </w:rPr>
+        <w:t>"The number of atoms in 4.5 g of a face-centred cubic crystal with edge length 300 pm is</w:t>
+        <w:br/>
+        <w:t xml:space="preserve">(Given : Density =10gcm^-3 and $N_{A}=6.022 \tim..."  </w:t>
+      </w:r>
+      <w:r>
+        <w:rPr>
+          <w:b/>
+          <w:color w:val="2B6CB0"/>
+          <w:sz w:val="18"/>
+        </w:rPr>
+        <w:t>[Ans: N/A]</w:t>
       </w:r>
     </w:p>
     <w:p>
@@ -800,40 +829,13 @@
           <w:b/>
           <w:sz w:val="18"/>
         </w:rPr>
-        <w:t xml:space="preserve">[2023 Shift] Q#3 (MCQ): </w:t>
+        <w:t xml:space="preserve">[2023 Shift] Q#2 (MCQ): </w:t>
       </w:r>
       <w:r>
         <w:rPr>
           <w:sz w:val="18"/>
         </w:rPr>
-        <w:t xml:space="preserve">"If ' a ' stands for the edge length of the cubic systems. The ratio of radii in simple cubic, body centred cubic and face centred cubic un..."  </w:t>
-      </w:r>
-      <w:r>
-        <w:rPr>
-          <w:b/>
-          <w:color w:val="2B6CB0"/>
-          <w:sz w:val="18"/>
-        </w:rPr>
-        <w:t>[Ans: N/A]</w:t>
-      </w:r>
-    </w:p>
-    <w:p>
-      <w:pPr>
-        <w:pStyle w:val="ListBullet"/>
-        <w:spacing w:after="40"/>
-      </w:pPr>
-      <w:r>
-        <w:rPr>
-          <w:b/>
-          <w:sz w:val="18"/>
-        </w:rPr>
-        <w:t xml:space="preserve">[2023 Shift] Q#4 (MCQ): </w:t>
-      </w:r>
-      <w:r>
-        <w:rPr>
-          <w:sz w:val="18"/>
-        </w:rPr>
-        <w:t xml:space="preserve">"Match the column A (type of crystalline solid) with the column B (example for each type) A B P. Molecular solid i. SiC Q. Ionic solid ii. Mg..."  </w:t>
+        <w:t xml:space="preserve">"In solid state, PCl_(5) is a/an..."  </w:t>
       </w:r>
       <w:r>
         <w:rPr>
@@ -858,7 +860,7 @@
           <w:color w:val="2B6CB0"/>
           <w:sz w:val="24"/>
         </w:rPr>
-        <w:t>3.2 Solid State — Applied Cases, Reactions &amp; Traps (High Yield — 10 PYQs)</w:t>
+        <w:t>3.2 Solid State — Applied Cases, Reactions &amp; Traps (Moderate Yield — 6 PYQs)</w:t>
       </w:r>
     </w:p>
     <w:p>
@@ -1008,15 +1010,13 @@
           <w:b/>
           <w:sz w:val="18"/>
         </w:rPr>
-        <w:t xml:space="preserve">[2024 Shift] Q#2 (MCQ): </w:t>
+        <w:t xml:space="preserve">[2021 Shift] Q#3 (MCQ): </w:t>
       </w:r>
       <w:r>
         <w:rPr>
           <w:sz w:val="18"/>
         </w:rPr>
-        <w:t>"The number of atoms in 4.5 g of a face-centred cubic crystal with edge length 300 pm is</w:t>
-        <w:br/>
-        <w:t xml:space="preserve">(Given : Density =10gcm^-3 and $N_{A}=6.022 \tim..."  </w:t>
+        <w:t xml:space="preserve">"In chrysoberyl, a compound containing beryllium, aluminium and oxygen, oxide ions form cubic close packed structure. Aluminium ions occupy $..."  </w:t>
       </w:r>
       <w:r>
         <w:rPr>
@@ -1037,13 +1037,13 @@
           <w:b/>
           <w:sz w:val="18"/>
         </w:rPr>
-        <w:t xml:space="preserve">[2022 Shift] Q#2 (MCQ): </w:t>
+        <w:t xml:space="preserve">[2021 Shift] Q#4 (MCQ): </w:t>
       </w:r>
       <w:r>
         <w:rPr>
           <w:sz w:val="18"/>
         </w:rPr>
-        <w:t xml:space="preserve">"Alkali halides do not show dislocation defect because..."  </w:t>
+        <w:t xml:space="preserve">"The correct statement regarding defects in solid is..."  </w:t>
       </w:r>
       <w:r>
         <w:rPr>
@@ -1068,7 +1068,7 @@
           <w:color w:val="2B6CB0"/>
           <w:sz w:val="24"/>
         </w:rPr>
-        <w:t>3.3 Solid State — Core Principles &amp; Governing Laws (Moderate Yield — 3 PYQs)</w:t>
+        <w:t>3.3 Solid State — Standard Calculations &amp; Problem Archetypes (Moderate Yield — 5 PYQs)</w:t>
       </w:r>
     </w:p>
     <w:p>
@@ -1083,7 +1083,7 @@
         <w:rPr>
           <w:sz w:val="20"/>
         </w:rPr>
-        <w:t>Fundamental definitions, core postulates, and governing physical/chemical relations in Solid State.</w:t>
+        <w:t>Quantitative numerical problem-solving techniques and standard question patterns frequently seen in Solid State.</w:t>
       </w:r>
     </w:p>
     <w:tbl>
@@ -1121,7 +1121,7 @@
                 <w:color w:val="2D3748"/>
                 <w:sz w:val="19"/>
               </w:rPr>
-              <w:t>Carefully verify units, standard reference states, and sign conventions in Solid State.</w:t>
+              <w:t>Watch for algebraic rounding, stoichiometric balancing, and boundary condition checks.</w:t>
             </w:r>
           </w:p>
         </w:tc>
@@ -1162,7 +1162,7 @@
                 <w:color w:val="2D3748"/>
                 <w:sz w:val="19"/>
               </w:rPr>
-              <w:t>Focus on high-yield formulas and standard limiting approximations tested in Solid State PYQs.</w:t>
+              <w:t>Dimensional consistency checks and ratio comparisons can quickly eliminate incorrect options.</w:t>
             </w:r>
           </w:p>
         </w:tc>
@@ -1191,13 +1191,13 @@
           <w:b/>
           <w:sz w:val="18"/>
         </w:rPr>
-        <w:t xml:space="preserve">[2023 Shift] Q#2 (MCQ): </w:t>
+        <w:t xml:space="preserve">[2023 Shift] Q#3 (MCQ): </w:t>
       </w:r>
       <w:r>
         <w:rPr>
           <w:sz w:val="18"/>
         </w:rPr>
-        <w:t xml:space="preserve">"In solid state, PCl_(5) is a/an..."  </w:t>
+        <w:t xml:space="preserve">"If ' a ' stands for the edge length of the cubic systems. The ratio of radii in simple cubic, body centred cubic and face centred cubic un..."  </w:t>
       </w:r>
       <w:r>
         <w:rPr>
@@ -1218,13 +1218,13 @@
           <w:b/>
           <w:sz w:val="18"/>
         </w:rPr>
-        <w:t xml:space="preserve">[2020 Shift] Q#3 (MCQ): </w:t>
+        <w:t xml:space="preserve">[2022 Shift] Q#1 (MCQ): </w:t>
       </w:r>
       <w:r>
         <w:rPr>
           <w:sz w:val="18"/>
         </w:rPr>
-        <w:t xml:space="preserve">"Silicon doped with gallium forms..."  </w:t>
+        <w:t xml:space="preserve">"Which of the following is not true about the amorphous solids?..."  </w:t>
       </w:r>
       <w:r>
         <w:rPr>
@@ -1232,7 +1232,7 @@
           <w:color w:val="2B6CB0"/>
           <w:sz w:val="18"/>
         </w:rPr>
-        <w:t>[Ans: N/A]</w:t>
+        <w:t>[Ans: C]</w:t>
       </w:r>
     </w:p>
     <w:p>
@@ -1245,13 +1245,13 @@
           <w:b/>
           <w:sz w:val="18"/>
         </w:rPr>
-        <w:t xml:space="preserve">[2018 Shift] Q#3 (MCQ): </w:t>
+        <w:t xml:space="preserve">[2022 Shift] Q#3 (MCQ): </w:t>
       </w:r>
       <w:r>
         <w:rPr>
           <w:sz w:val="18"/>
         </w:rPr>
-        <w:t xml:space="preserve">"In FCC, the unit cell is shared equally by how many unit cells?..."  </w:t>
+        <w:t xml:space="preserve">"Vacant space in body centered cubic lattice unit cell is about..."  </w:t>
       </w:r>
       <w:r>
         <w:rPr>
@@ -1412,7 +1412,7 @@
           <w:color w:val="1A365D"/>
           <w:sz w:val="22"/>
         </w:rPr>
-        <w:t>Benchmark Problem 2: KCET 2023 (Q#1)</w:t>
+        <w:t>Benchmark Problem 2: KCET 2023 (Q#3)</w:t>
       </w:r>
     </w:p>
     <w:p>
@@ -1423,7 +1423,7 @@
         <w:rPr>
           <w:sz w:val="20"/>
         </w:rPr>
-        <w:t>A metal crystallises in a body centred cubic lattice with the metallic radius √(3)vec(A) . The volume of the unit cell in m^3 is</w:t>
+        <w:t>If ' a ' stands for the edge length of the cubic systems. The ratio of radii in simple cubic, body centred cubic and face centred cubic unit cells is</w:t>
       </w:r>
     </w:p>
     <w:p>
@@ -1435,7 +1435,7 @@
         <w:rPr>
           <w:sz w:val="19"/>
         </w:rPr>
-        <w:t>(A) 64 × 10^-29</w:t>
+        <w:t>(A) 1a:√(3)a:√(2)a</w:t>
       </w:r>
     </w:p>
     <w:p>
@@ -1447,7 +1447,7 @@
         <w:rPr>
           <w:sz w:val="19"/>
         </w:rPr>
-        <w:t>(B) 4 × 10^-29</w:t>
+        <w:t>(B) (1 / 2)a:\frac√(3)4a:\frac12√(2)a</w:t>
       </w:r>
     </w:p>
     <w:p>
@@ -1459,7 +1459,7 @@
         <w:rPr>
           <w:sz w:val="19"/>
         </w:rPr>
-        <w:t>(C) 6.4 × 10^-29</w:t>
+        <w:t>(C) (1 / 2)a:\frac√(3)2a:\frac√(2)2a</w:t>
       </w:r>
     </w:p>
     <w:p>
@@ -1471,7 +1471,7 @@
         <w:rPr>
           <w:sz w:val="19"/>
         </w:rPr>
-        <w:t>(D) 4 × 10^-10</w:t>
+        <w:t>(D) (1 / 2)a:√(3)a:\frac1√(2)a</w:t>
       </w:r>
     </w:p>
     <w:tbl>
@@ -1512,7 +1512,7 @@
               </w:rPr>
               <w:t>Solution Analysis:</w:t>
               <w:br/>
-              <w:t>r=√(3) vec(A)=√(3) × 10^-10m For bcc, r=\frac√(3)a4 a=\frac4r√(3)=\frac4 × √(3) × 10^-10√(3)=4 × 10^-10 a^3=64 × 10^-30=6.4 × 10^-29m^3 Thus, the volume of the unit cell is 6.4 × 10^-29m^3 .</w:t>
+              <w:t>For simple cube, r=(a / 2) For bcc, r=\fraca√(3)4 For fcc, r=\fraca2√(2) where, a= edge length, r= radius Thus, ratio of radii of the three unit cells will be (1 / 2)a:\frac√(3)4a:\frac12√(2)a</w:t>
             </w:r>
           </w:p>
         </w:tc>
@@ -1533,7 +1533,7 @@
           <w:color w:val="1A365D"/>
           <w:sz w:val="22"/>
         </w:rPr>
-        <w:t>Benchmark Problem 3: KCET 2023 (Q#2)</w:t>
+        <w:t>Benchmark Problem 3: KCET 2021 (Q#3)</w:t>
       </w:r>
     </w:p>
     <w:p>
@@ -1544,7 +1544,7 @@
         <w:rPr>
           <w:sz w:val="20"/>
         </w:rPr>
-        <w:t>In solid state, PCl_(5) is a/an</w:t>
+        <w:t>In chrysoberyl, a compound containing beryllium, aluminium and oxygen, oxide ions form cubic close packed structure. Aluminium ions occupy (1 / 4) th of octahedral voids. The formula of the compound is</w:t>
       </w:r>
     </w:p>
     <w:p>
@@ -1556,7 +1556,7 @@
         <w:rPr>
           <w:sz w:val="19"/>
         </w:rPr>
-        <w:t>(A) octahedral structure</w:t>
+        <w:t>(A) BeAlO_(4)</w:t>
       </w:r>
     </w:p>
     <w:p>
@@ -1568,7 +1568,7 @@
         <w:rPr>
           <w:sz w:val="19"/>
         </w:rPr>
-        <w:t>(B) ionic solid with [PCl_(6)]^+ and [PCl_(4)]</w:t>
+        <w:t>(B) BeAl_(2)O_(4)</w:t>
       </w:r>
     </w:p>
     <w:p>
@@ -1580,7 +1580,7 @@
         <w:rPr>
           <w:sz w:val="19"/>
         </w:rPr>
-        <w:t>(C) ionic solid with [PCl_(4)]^+ and [PCl_(6)]^-</w:t>
+        <w:t>(C) Be_(2)AlO_(2)</w:t>
       </w:r>
     </w:p>
     <w:p>
@@ -1592,7 +1592,7 @@
         <w:rPr>
           <w:sz w:val="19"/>
         </w:rPr>
-        <w:t>(D) covalent solid present in the form of P_(2)Cl_(10)</w:t>
+        <w:t>(D) BeAlO_(2)</w:t>
       </w:r>
     </w:p>
     <w:tbl>
@@ -1633,7 +1633,7 @@
               </w:rPr>
               <w:t>Solution Analysis:</w:t>
               <w:br/>
-              <w:t>PCl_(5) is an ionic solid composed of [PCl_(4)]^+ ions and [PCl_(6)]^- ions. In an ionic solid, there is a transfer of electrons between atoms, resulting in the formation these cations and anions. These opposite charged ions held together by electrostatic forces forming a crystal lattice structure.</w:t>
+              <w:t>Given, chrysoberyl forms ccp structure. Oxygen occupies lattice points =N (say) Al occupies (1 / 2) of octahedral voids =(N / 2) Be occupies (1 / 8) of tetrahedral voids =(2N / 8) ∴ The formula of compound is Be:Al:O (2N / 8):(N / 2):N ⇒ BeAl_(2)O_(4)</w:t>
             </w:r>
           </w:p>
         </w:tc>

--- a/data/exports/kcet-solid-state_revision_notes.docx
+++ b/data/exports/kcet-solid-state_revision_notes.docx
@@ -189,7 +189,7 @@
                 <w:color w:val="2D3748"/>
                 <w:sz w:val="19"/>
               </w:rPr>
-              <w:t>Solid State — Core Principles &amp; Governing Laws</w:t>
+              <w:t>Crystal Lattices, Unit Cells &amp; Density Formula</w:t>
             </w:r>
           </w:p>
         </w:tc>
@@ -209,7 +209,7 @@
               <w:rPr>
                 <w:sz w:val="19"/>
               </w:rPr>
-              <w:t>13 PYQs</w:t>
+              <w:t>14 PYQs</w:t>
             </w:r>
           </w:p>
         </w:tc>
@@ -230,7 +230,7 @@
                 <w:color w:val="718096"/>
                 <w:sz w:val="19"/>
               </w:rPr>
-              <w:t>Core Principle</w:t>
+              <w:t>Crystallography</w:t>
             </w:r>
           </w:p>
         </w:tc>
@@ -251,10 +251,10 @@
             <w:r>
               <w:rPr>
                 <w:b/>
-                <w:color w:val="718096"/>
+                <w:color w:val="2B6CB0"/>
                 <w:sz w:val="19"/>
               </w:rPr>
-              <w:t>Moderate</w:t>
+              <w:t>High</w:t>
             </w:r>
           </w:p>
         </w:tc>
@@ -276,7 +276,7 @@
                 <w:color w:val="2D3748"/>
                 <w:sz w:val="19"/>
               </w:rPr>
-              <w:t>Solid State — Applied Cases, Reactions &amp; Traps</w:t>
+              <w:t>Point Defects &amp; Magnetic Properties of Solids</w:t>
             </w:r>
           </w:p>
         </w:tc>
@@ -296,7 +296,7 @@
               <w:rPr>
                 <w:sz w:val="19"/>
               </w:rPr>
-              <w:t>6 PYQs</w:t>
+              <w:t>9 PYQs</w:t>
             </w:r>
           </w:p>
         </w:tc>
@@ -317,94 +317,7 @@
                 <w:color w:val="718096"/>
                 <w:sz w:val="19"/>
               </w:rPr>
-              <w:t>Applied Topics</w:t>
-            </w:r>
-          </w:p>
-        </w:tc>
-      </w:tr>
-      <w:tr>
-        <w:tc>
-          <w:tcPr>
-            <w:tcW w:type="dxa" w:w="2160"/>
-            <w:shd w:fill="F7FAFC"/>
-            <w:tcMar>
-              <w:top w:w="80" w:type="dxa"/>
-              <w:bottom w:w="80" w:type="dxa"/>
-              <w:left w:w="150" w:type="dxa"/>
-              <w:right w:w="150" w:type="dxa"/>
-            </w:tcMar>
-          </w:tcPr>
-          <w:p>
-            <w:r>
-              <w:rPr>
-                <w:b/>
-                <w:color w:val="718096"/>
-                <w:sz w:val="19"/>
-              </w:rPr>
-              <w:t>Moderate</w:t>
-            </w:r>
-          </w:p>
-        </w:tc>
-        <w:tc>
-          <w:tcPr>
-            <w:tcW w:type="dxa" w:w="4320"/>
-            <w:shd w:fill="F7FAFC"/>
-            <w:tcMar>
-              <w:top w:w="80" w:type="dxa"/>
-              <w:bottom w:w="80" w:type="dxa"/>
-              <w:left w:w="150" w:type="dxa"/>
-              <w:right w:w="150" w:type="dxa"/>
-            </w:tcMar>
-          </w:tcPr>
-          <w:p>
-            <w:r>
-              <w:rPr>
-                <w:b/>
-                <w:color w:val="2D3748"/>
-                <w:sz w:val="19"/>
-              </w:rPr>
-              <w:t>Solid State — Standard Calculations &amp; Problem Archetypes</w:t>
-            </w:r>
-          </w:p>
-        </w:tc>
-        <w:tc>
-          <w:tcPr>
-            <w:tcW w:type="dxa" w:w="1728"/>
-            <w:shd w:fill="F7FAFC"/>
-            <w:tcMar>
-              <w:top w:w="80" w:type="dxa"/>
-              <w:bottom w:w="80" w:type="dxa"/>
-              <w:left w:w="150" w:type="dxa"/>
-              <w:right w:w="150" w:type="dxa"/>
-            </w:tcMar>
-          </w:tcPr>
-          <w:p>
-            <w:r>
-              <w:rPr>
-                <w:sz w:val="19"/>
-              </w:rPr>
-              <w:t>5 PYQs</w:t>
-            </w:r>
-          </w:p>
-        </w:tc>
-        <w:tc>
-          <w:tcPr>
-            <w:tcW w:type="dxa" w:w="1872"/>
-            <w:shd w:fill="F7FAFC"/>
-            <w:tcMar>
-              <w:top w:w="80" w:type="dxa"/>
-              <w:bottom w:w="80" w:type="dxa"/>
-              <w:left w:w="150" w:type="dxa"/>
-              <w:right w:w="150" w:type="dxa"/>
-            </w:tcMar>
-          </w:tcPr>
-          <w:p>
-            <w:r>
-              <w:rPr>
-                <w:color w:val="718096"/>
-                <w:sz w:val="19"/>
-              </w:rPr>
-              <w:t>Quantitative Analysis</w:t>
+              <w:t>Crystal Imperfections</w:t>
             </w:r>
           </w:p>
         </w:tc>
@@ -504,7 +417,7 @@
                 <w:color w:val="1A365D"/>
                 <w:sz w:val="19"/>
               </w:rPr>
-              <w:t>Solid State — Core Principles &amp; Governing Laws</w:t>
+              <w:t>Crystal Lattices, Unit Cells &amp; Density Formula</w:t>
             </w:r>
           </w:p>
         </w:tc>
@@ -526,7 +439,7 @@
                 <w:color w:val="2D3748"/>
                 <w:sz w:val="19"/>
               </w:rPr>
-              <w:t>m^{3}, \quad 615gcm^{-3}, \quad PCl_{5}</w:t>
+              <w:t>d = \frac{Z \cdot M}{a^3 \cdot N_A}, \quad \text{BCC: } 4r = \sqrt{3}a, \quad \text{FCC: } 4r = \sqrt{2}a, \quad Z_{\text{fcc}} = 4, Z_{\text{bcc}} = 2</w:t>
             </w:r>
           </w:p>
         </w:tc>
@@ -550,7 +463,7 @@
                 <w:color w:val="1A365D"/>
                 <w:sz w:val="19"/>
               </w:rPr>
-              <w:t>Solid State — Applied Cases, Reactions &amp; Traps</w:t>
+              <w:t>Point Defects &amp; Magnetic Properties of Solids</w:t>
             </w:r>
           </w:p>
         </w:tc>
@@ -572,53 +485,7 @@
                 <w:color w:val="2D3748"/>
                 <w:sz w:val="19"/>
               </w:rPr>
-              <w:t>A_{7}B_{24}, \quad a=b \ne c, \quad \frac{1}{4}</w:t>
-            </w:r>
-          </w:p>
-        </w:tc>
-      </w:tr>
-      <w:tr>
-        <w:tc>
-          <w:tcPr>
-            <w:tcW w:type="dxa" w:w="3600"/>
-            <w:shd w:fill="F7FAFC"/>
-            <w:tcMar>
-              <w:top w:w="100" w:type="dxa"/>
-              <w:bottom w:w="100" w:type="dxa"/>
-              <w:left w:w="150" w:type="dxa"/>
-              <w:right w:w="150" w:type="dxa"/>
-            </w:tcMar>
-          </w:tcPr>
-          <w:p>
-            <w:r>
-              <w:rPr>
-                <w:b/>
-                <w:color w:val="1A365D"/>
-                <w:sz w:val="19"/>
-              </w:rPr>
-              <w:t>Solid State — Standard Calculations &amp; Problem Archetypes</w:t>
-            </w:r>
-          </w:p>
-        </w:tc>
-        <w:tc>
-          <w:tcPr>
-            <w:tcW w:type="dxa" w:w="6480"/>
-            <w:shd w:fill="F7FAFC"/>
-            <w:tcMar>
-              <w:top w:w="100" w:type="dxa"/>
-              <w:bottom w:w="100" w:type="dxa"/>
-              <w:left w:w="150" w:type="dxa"/>
-              <w:right w:w="150" w:type="dxa"/>
-            </w:tcMar>
-          </w:tcPr>
-          <w:p>
-            <w:r>
-              <w:rPr>
-                <w:rFonts w:ascii="Cambria Math" w:hAnsi="Cambria Math"/>
-                <w:color w:val="2D3748"/>
-                <w:sz w:val="19"/>
-              </w:rPr>
-              <w:t>a=300\text{pm}, \quad A_{7}B_{24}, \quad r=\frac{a\sqrt{3}}{4}</w:t>
+              <w:t>\text{Schottky: Density Decreases}, \quad \text{Frenkel: Density Unchanged}, \quad \text{AgBr: Shows Both Defects}</w:t>
             </w:r>
           </w:p>
         </w:tc>
@@ -650,7 +517,7 @@
           <w:color w:val="2B6CB0"/>
           <w:sz w:val="24"/>
         </w:rPr>
-        <w:t>3.1 Solid State — Core Principles &amp; Governing Laws (High Yield — 13 PYQs)</w:t>
+        <w:t>3.1 Crystal Lattices, Unit Cells &amp; Density Formula (High Yield — 14 PYQs)</w:t>
       </w:r>
     </w:p>
     <w:p>
@@ -665,7 +532,7 @@
         <w:rPr>
           <w:sz w:val="20"/>
         </w:rPr>
-        <w:t>Fundamental definitions, core postulates, and governing physical/chemical relations in Solid State.</w:t>
+        <w:t>Unit cells: Simple cubic (Z=1, coordination number 6, packing efficiency 52.4\%, r = a/2). BCC (Z=2, coordination number 8, packing efficiency 68\%, r = \frac√(3)a4). FCC (Z=4, coordination number 12, packing efficiency 74\%, r = \fraca2√(2)). Density formula d = (Z M / a^3 N_A).</w:t>
       </w:r>
     </w:p>
     <w:tbl>
@@ -703,7 +570,7 @@
                 <w:color w:val="2D3748"/>
                 <w:sz w:val="19"/>
               </w:rPr>
-              <w:t>Carefully verify units, standard reference states, and sign conventions in Solid State.</w:t>
+              <w:t>Edge length a in the density formula must be converted to cm (1 pm = 10^-10 cm) to obtain density in g/cm^3!</w:t>
             </w:r>
           </w:p>
         </w:tc>
@@ -744,7 +611,7 @@
                 <w:color w:val="2D3748"/>
                 <w:sz w:val="19"/>
               </w:rPr>
-              <w:t>Focus on high-yield formulas and standard limiting approximations tested in Solid State PYQs.</w:t>
+              <w:t>Packing efficiency order: FCC (74\%) &gt; BCC (68\%) &gt; SC (52.4\%). Space unoccupied (voids) in FCC is 26\%, in BCC is 32\%, in SC is 47.6\%.</w:t>
             </w:r>
           </w:p>
         </w:tc>
@@ -761,6 +628,33 @@
           <w:sz w:val="19"/>
         </w:rPr>
         <w:t>Source PYQs testing this concept:</w:t>
+      </w:r>
+    </w:p>
+    <w:p>
+      <w:pPr>
+        <w:pStyle w:val="ListBullet"/>
+        <w:spacing w:after="40"/>
+      </w:pPr>
+      <w:r>
+        <w:rPr>
+          <w:b/>
+          <w:sz w:val="18"/>
+        </w:rPr>
+        <w:t xml:space="preserve">[2024 Shift] Q#1 (MCQ): </w:t>
+      </w:r>
+      <w:r>
+        <w:rPr>
+          <w:sz w:val="18"/>
+        </w:rPr>
+        <w:t xml:space="preserve">"Which of the following crystals has the unit cell such that a=b ≠ c and α=β=90° , γ=120° ?..."  </w:t>
+      </w:r>
+      <w:r>
+        <w:rPr>
+          <w:b/>
+          <w:color w:val="2B6CB0"/>
+          <w:sz w:val="18"/>
+        </w:rPr>
+        <w:t>[Ans: N/A]</w:t>
       </w:r>
     </w:p>
     <w:p>
@@ -821,33 +715,6 @@
     </w:p>
     <w:p>
       <w:pPr>
-        <w:pStyle w:val="ListBullet"/>
-        <w:spacing w:after="40"/>
-      </w:pPr>
-      <w:r>
-        <w:rPr>
-          <w:b/>
-          <w:sz w:val="18"/>
-        </w:rPr>
-        <w:t xml:space="preserve">[2023 Shift] Q#2 (MCQ): </w:t>
-      </w:r>
-      <w:r>
-        <w:rPr>
-          <w:sz w:val="18"/>
-        </w:rPr>
-        <w:t xml:space="preserve">"In solid state, PCl_(5) is a/an..."  </w:t>
-      </w:r>
-      <w:r>
-        <w:rPr>
-          <w:b/>
-          <w:color w:val="2B6CB0"/>
-          <w:sz w:val="18"/>
-        </w:rPr>
-        <w:t>[Ans: N/A]</w:t>
-      </w:r>
-    </w:p>
-    <w:p>
-      <w:pPr>
         <w:spacing w:after="120"/>
       </w:pPr>
     </w:p>
@@ -860,7 +727,7 @@
           <w:color w:val="2B6CB0"/>
           <w:sz w:val="24"/>
         </w:rPr>
-        <w:t>3.2 Solid State — Applied Cases, Reactions &amp; Traps (Moderate Yield — 6 PYQs)</w:t>
+        <w:t>3.2 Point Defects &amp; Magnetic Properties of Solids (High Yield — 9 PYQs)</w:t>
       </w:r>
     </w:p>
     <w:p>
@@ -875,7 +742,7 @@
         <w:rPr>
           <w:sz w:val="20"/>
         </w:rPr>
-        <w:t>Special cases, experimental observations, and conceptual traps designed to test deep understanding of Solid State.</w:t>
+        <w:t>Schottky defect: Equal numbers of cations and anions missing \implies density decreases (seen in highly ionic salts with high coordination numbers: NaCl, KCl, CsCl). Frenkel defect: Cation displaced to interstitial site \implies density remains unchanged (seen in salts with large radius difference: ZnS, AgCl). AgBr exhibits BOTH Schottky and Frenkel defects. F-centers are trapped electrons in anion vacancies that impart color to crystals (e.g. yellow color in NaCl).</w:t>
       </w:r>
     </w:p>
     <w:tbl>
@@ -913,7 +780,7 @@
                 <w:color w:val="2D3748"/>
                 <w:sz w:val="19"/>
               </w:rPr>
-              <w:t>Read questions carefully for keywords like 'incorrect', 'not true', or non-standard conditions.</w:t>
+              <w:t>Frenkel defect does NOT change the density of the crystal; Schottky defect strictly lowers crystal density.</w:t>
             </w:r>
           </w:p>
         </w:tc>
@@ -954,7 +821,7 @@
                 <w:color w:val="2D3748"/>
                 <w:sz w:val="19"/>
               </w:rPr>
-              <w:t>Elimination of extreme or unphysical answer choices improves accuracy in assertion-reason and multiple-statement questions.</w:t>
+              <w:t>AgBr is the classic exam question as the unique compound displaying both Schottky and Frenkel defects.</w:t>
             </w:r>
           </w:p>
         </w:tc>
@@ -983,13 +850,13 @@
           <w:b/>
           <w:sz w:val="18"/>
         </w:rPr>
-        <w:t xml:space="preserve">[2024 Shift] Q#1 (MCQ): </w:t>
+        <w:t xml:space="preserve">[2023 Shift] Q#2 (MCQ): </w:t>
       </w:r>
       <w:r>
         <w:rPr>
           <w:sz w:val="18"/>
         </w:rPr>
-        <w:t xml:space="preserve">"Which of the following crystals has the unit cell such that a=b ≠ c and α=β=90° , γ=120° ?..."  </w:t>
+        <w:t xml:space="preserve">"In solid state, PCl_(5) is a/an..."  </w:t>
       </w:r>
       <w:r>
         <w:rPr>
@@ -1010,194 +877,13 @@
           <w:b/>
           <w:sz w:val="18"/>
         </w:rPr>
-        <w:t xml:space="preserve">[2021 Shift] Q#3 (MCQ): </w:t>
+        <w:t xml:space="preserve">[2023 Shift] Q#4 (MCQ): </w:t>
       </w:r>
       <w:r>
         <w:rPr>
           <w:sz w:val="18"/>
         </w:rPr>
-        <w:t xml:space="preserve">"In chrysoberyl, a compound containing beryllium, aluminium and oxygen, oxide ions form cubic close packed structure. Aluminium ions occupy $..."  </w:t>
-      </w:r>
-      <w:r>
-        <w:rPr>
-          <w:b/>
-          <w:color w:val="2B6CB0"/>
-          <w:sz w:val="18"/>
-        </w:rPr>
-        <w:t>[Ans: N/A]</w:t>
-      </w:r>
-    </w:p>
-    <w:p>
-      <w:pPr>
-        <w:pStyle w:val="ListBullet"/>
-        <w:spacing w:after="40"/>
-      </w:pPr>
-      <w:r>
-        <w:rPr>
-          <w:b/>
-          <w:sz w:val="18"/>
-        </w:rPr>
-        <w:t xml:space="preserve">[2021 Shift] Q#4 (MCQ): </w:t>
-      </w:r>
-      <w:r>
-        <w:rPr>
-          <w:sz w:val="18"/>
-        </w:rPr>
-        <w:t xml:space="preserve">"The correct statement regarding defects in solid is..."  </w:t>
-      </w:r>
-      <w:r>
-        <w:rPr>
-          <w:b/>
-          <w:color w:val="2B6CB0"/>
-          <w:sz w:val="18"/>
-        </w:rPr>
-        <w:t>[Ans: N/A]</w:t>
-      </w:r>
-    </w:p>
-    <w:p>
-      <w:pPr>
-        <w:spacing w:after="120"/>
-      </w:pPr>
-    </w:p>
-    <w:p>
-      <w:pPr>
-        <w:pStyle w:val="Heading2"/>
-      </w:pPr>
-      <w:r>
-        <w:rPr>
-          <w:color w:val="2B6CB0"/>
-          <w:sz w:val="24"/>
-        </w:rPr>
-        <w:t>3.3 Solid State — Standard Calculations &amp; Problem Archetypes (Moderate Yield — 5 PYQs)</w:t>
-      </w:r>
-    </w:p>
-    <w:p>
-      <w:r>
-        <w:rPr>
-          <w:b/>
-          <w:sz w:val="20"/>
-        </w:rPr>
-        <w:t xml:space="preserve">Core Principle: </w:t>
-      </w:r>
-      <w:r>
-        <w:rPr>
-          <w:sz w:val="20"/>
-        </w:rPr>
-        <w:t>Quantitative numerical problem-solving techniques and standard question patterns frequently seen in Solid State.</w:t>
-      </w:r>
-    </w:p>
-    <w:tbl>
-      <w:tblPr>
-        <w:tblW w:type="auto" w:w="0"/>
-        <w:jc w:val="center"/>
-        <w:tblLook w:firstColumn="1" w:firstRow="1" w:lastColumn="0" w:lastRow="0" w:noHBand="0" w:noVBand="1" w:val="04A0"/>
-      </w:tblPr>
-      <w:tblGrid>
-        <w:gridCol w:w="10080"/>
-      </w:tblGrid>
-      <w:tr>
-        <w:tc>
-          <w:tcPr>
-            <w:tcW w:type="dxa" w:w="10080"/>
-            <w:shd w:fill="FFF5F5"/>
-            <w:tcMar>
-              <w:top w:w="100" w:type="dxa"/>
-              <w:bottom w:w="100" w:type="dxa"/>
-              <w:left w:w="150" w:type="dxa"/>
-              <w:right w:w="150" w:type="dxa"/>
-            </w:tcMar>
-          </w:tcPr>
-          <w:p>
-            <w:r>
-              <w:rPr>
-                <w:b/>
-                <w:color w:val="C53030"/>
-                <w:sz w:val="19"/>
-              </w:rPr>
-              <w:t xml:space="preserve">⚠️ Common Trap / JEE Pitfall: </w:t>
-            </w:r>
-            <w:r>
-              <w:rPr>
-                <w:color w:val="2D3748"/>
-                <w:sz w:val="19"/>
-              </w:rPr>
-              <w:t>Watch for algebraic rounding, stoichiometric balancing, and boundary condition checks.</w:t>
-            </w:r>
-          </w:p>
-        </w:tc>
-      </w:tr>
-    </w:tbl>
-    <w:tbl>
-      <w:tblPr>
-        <w:tblW w:type="auto" w:w="0"/>
-        <w:jc w:val="center"/>
-        <w:tblLook w:firstColumn="1" w:firstRow="1" w:lastColumn="0" w:lastRow="0" w:noHBand="0" w:noVBand="1" w:val="04A0"/>
-      </w:tblPr>
-      <w:tblGrid>
-        <w:gridCol w:w="10080"/>
-      </w:tblGrid>
-      <w:tr>
-        <w:tc>
-          <w:tcPr>
-            <w:tcW w:type="dxa" w:w="10080"/>
-            <w:shd w:fill="F0FFF4"/>
-            <w:tcMar>
-              <w:top w:w="100" w:type="dxa"/>
-              <w:bottom w:w="100" w:type="dxa"/>
-              <w:left w:w="150" w:type="dxa"/>
-              <w:right w:w="150" w:type="dxa"/>
-            </w:tcMar>
-          </w:tcPr>
-          <w:p>
-            <w:r>
-              <w:rPr>
-                <w:b/>
-                <w:color w:val="276749"/>
-                <w:sz w:val="19"/>
-              </w:rPr>
-              <w:t xml:space="preserve">💡 Speed Hack / Trick: </w:t>
-            </w:r>
-            <w:r>
-              <w:rPr>
-                <w:color w:val="2D3748"/>
-                <w:sz w:val="19"/>
-              </w:rPr>
-              <w:t>Dimensional consistency checks and ratio comparisons can quickly eliminate incorrect options.</w:t>
-            </w:r>
-          </w:p>
-        </w:tc>
-      </w:tr>
-    </w:tbl>
-    <w:p>
-      <w:pPr>
-        <w:spacing w:before="120" w:after="40"/>
-      </w:pPr>
-      <w:r>
-        <w:rPr>
-          <w:b/>
-          <w:color w:val="1A365D"/>
-          <w:sz w:val="19"/>
-        </w:rPr>
-        <w:t>Source PYQs testing this concept:</w:t>
-      </w:r>
-    </w:p>
-    <w:p>
-      <w:pPr>
-        <w:pStyle w:val="ListBullet"/>
-        <w:spacing w:after="40"/>
-      </w:pPr>
-      <w:r>
-        <w:rPr>
-          <w:b/>
-          <w:sz w:val="18"/>
-        </w:rPr>
-        <w:t xml:space="preserve">[2023 Shift] Q#3 (MCQ): </w:t>
-      </w:r>
-      <w:r>
-        <w:rPr>
-          <w:sz w:val="18"/>
-        </w:rPr>
-        <w:t xml:space="preserve">"If ' a ' stands for the edge length of the cubic systems. The ratio of radii in simple cubic, body centred cubic and face centred cubic un..."  </w:t>
+        <w:t xml:space="preserve">"Match the column A (type of crystalline solid) with the column B (example for each type) A B P. Molecular solid i. SiC Q. Ionic solid ii. Mg..."  </w:t>
       </w:r>
       <w:r>
         <w:rPr>
@@ -1233,33 +919,6 @@
           <w:sz w:val="18"/>
         </w:rPr>
         <w:t>[Ans: C]</w:t>
-      </w:r>
-    </w:p>
-    <w:p>
-      <w:pPr>
-        <w:pStyle w:val="ListBullet"/>
-        <w:spacing w:after="40"/>
-      </w:pPr>
-      <w:r>
-        <w:rPr>
-          <w:b/>
-          <w:sz w:val="18"/>
-        </w:rPr>
-        <w:t xml:space="preserve">[2022 Shift] Q#3 (MCQ): </w:t>
-      </w:r>
-      <w:r>
-        <w:rPr>
-          <w:sz w:val="18"/>
-        </w:rPr>
-        <w:t xml:space="preserve">"Vacant space in body centered cubic lattice unit cell is about..."  </w:t>
-      </w:r>
-      <w:r>
-        <w:rPr>
-          <w:b/>
-          <w:color w:val="2B6CB0"/>
-          <w:sz w:val="18"/>
-        </w:rPr>
-        <w:t>[Ans: N/A]</w:t>
       </w:r>
     </w:p>
     <w:p>
@@ -1412,7 +1071,7 @@
           <w:color w:val="1A365D"/>
           <w:sz w:val="22"/>
         </w:rPr>
-        <w:t>Benchmark Problem 2: KCET 2023 (Q#3)</w:t>
+        <w:t>Benchmark Problem 2: KCET 2023 (Q#2)</w:t>
       </w:r>
     </w:p>
     <w:p>
@@ -1423,7 +1082,7 @@
         <w:rPr>
           <w:sz w:val="20"/>
         </w:rPr>
-        <w:t>If ' a ' stands for the edge length of the cubic systems. The ratio of radii in simple cubic, body centred cubic and face centred cubic unit cells is</w:t>
+        <w:t>In solid state, PCl_(5) is a/an</w:t>
       </w:r>
     </w:p>
     <w:p>
@@ -1435,7 +1094,7 @@
         <w:rPr>
           <w:sz w:val="19"/>
         </w:rPr>
-        <w:t>(A) 1a:√(3)a:√(2)a</w:t>
+        <w:t>(A) octahedral structure</w:t>
       </w:r>
     </w:p>
     <w:p>
@@ -1447,7 +1106,7 @@
         <w:rPr>
           <w:sz w:val="19"/>
         </w:rPr>
-        <w:t>(B) (1 / 2)a:\frac√(3)4a:\frac12√(2)a</w:t>
+        <w:t>(B) ionic solid with [PCl_(6)]^+ and [PCl_(4)]</w:t>
       </w:r>
     </w:p>
     <w:p>
@@ -1459,7 +1118,7 @@
         <w:rPr>
           <w:sz w:val="19"/>
         </w:rPr>
-        <w:t>(C) (1 / 2)a:\frac√(3)2a:\frac√(2)2a</w:t>
+        <w:t>(C) ionic solid with [PCl_(4)]^+ and [PCl_(6)]^-</w:t>
       </w:r>
     </w:p>
     <w:p>
@@ -1471,7 +1130,7 @@
         <w:rPr>
           <w:sz w:val="19"/>
         </w:rPr>
-        <w:t>(D) (1 / 2)a:√(3)a:\frac1√(2)a</w:t>
+        <w:t>(D) covalent solid present in the form of P_(2)Cl_(10)</w:t>
       </w:r>
     </w:p>
     <w:tbl>
@@ -1512,128 +1171,7 @@
               </w:rPr>
               <w:t>Solution Analysis:</w:t>
               <w:br/>
-              <w:t>For simple cube, r=(a / 2) For bcc, r=\fraca√(3)4 For fcc, r=\fraca2√(2) where, a= edge length, r= radius Thus, ratio of radii of the three unit cells will be (1 / 2)a:\frac√(3)4a:\frac12√(2)a</w:t>
-            </w:r>
-          </w:p>
-        </w:tc>
-      </w:tr>
-    </w:tbl>
-    <w:p>
-      <w:pPr>
-        <w:spacing w:after="120"/>
-      </w:pPr>
-    </w:p>
-    <w:p>
-      <w:pPr>
-        <w:spacing w:before="160" w:after="40"/>
-      </w:pPr>
-      <w:r>
-        <w:rPr>
-          <w:b/>
-          <w:color w:val="1A365D"/>
-          <w:sz w:val="22"/>
-        </w:rPr>
-        <w:t>Benchmark Problem 3: KCET 2021 (Q#3)</w:t>
-      </w:r>
-    </w:p>
-    <w:p>
-      <w:pPr>
-        <w:spacing w:after="80"/>
-      </w:pPr>
-      <w:r>
-        <w:rPr>
-          <w:sz w:val="20"/>
-        </w:rPr>
-        <w:t>In chrysoberyl, a compound containing beryllium, aluminium and oxygen, oxide ions form cubic close packed structure. Aluminium ions occupy (1 / 4) th of octahedral voids. The formula of the compound is</w:t>
-      </w:r>
-    </w:p>
-    <w:p>
-      <w:pPr>
-        <w:pStyle w:val="ListBullet"/>
-        <w:spacing w:after="20"/>
-      </w:pPr>
-      <w:r>
-        <w:rPr>
-          <w:sz w:val="19"/>
-        </w:rPr>
-        <w:t>(A) BeAlO_(4)</w:t>
-      </w:r>
-    </w:p>
-    <w:p>
-      <w:pPr>
-        <w:pStyle w:val="ListBullet"/>
-        <w:spacing w:after="20"/>
-      </w:pPr>
-      <w:r>
-        <w:rPr>
-          <w:sz w:val="19"/>
-        </w:rPr>
-        <w:t>(B) BeAl_(2)O_(4)</w:t>
-      </w:r>
-    </w:p>
-    <w:p>
-      <w:pPr>
-        <w:pStyle w:val="ListBullet"/>
-        <w:spacing w:after="20"/>
-      </w:pPr>
-      <w:r>
-        <w:rPr>
-          <w:sz w:val="19"/>
-        </w:rPr>
-        <w:t>(C) Be_(2)AlO_(2)</w:t>
-      </w:r>
-    </w:p>
-    <w:p>
-      <w:pPr>
-        <w:pStyle w:val="ListBullet"/>
-        <w:spacing w:after="20"/>
-      </w:pPr>
-      <w:r>
-        <w:rPr>
-          <w:sz w:val="19"/>
-        </w:rPr>
-        <w:t>(D) BeAlO_(2)</w:t>
-      </w:r>
-    </w:p>
-    <w:tbl>
-      <w:tblPr>
-        <w:tblW w:type="auto" w:w="0"/>
-        <w:jc w:val="center"/>
-        <w:tblLook w:firstColumn="1" w:firstRow="1" w:lastColumn="0" w:lastRow="0" w:noHBand="0" w:noVBand="1" w:val="04A0"/>
-      </w:tblPr>
-      <w:tblGrid>
-        <w:gridCol w:w="10080"/>
-      </w:tblGrid>
-      <w:tr>
-        <w:tc>
-          <w:tcPr>
-            <w:tcW w:type="dxa" w:w="10080"/>
-            <w:shd w:fill="F7FAFC"/>
-            <w:tcMar>
-              <w:top w:w="100" w:type="dxa"/>
-              <w:bottom w:w="100" w:type="dxa"/>
-              <w:left w:w="150" w:type="dxa"/>
-              <w:right w:w="150" w:type="dxa"/>
-            </w:tcMar>
-          </w:tcPr>
-          <w:p>
-            <w:r>
-              <w:rPr>
-                <w:b/>
-                <w:color w:val="1A365D"/>
-                <w:sz w:val="19"/>
-              </w:rPr>
-              <w:t>Correct Answer: None</w:t>
-              <w:br/>
-            </w:r>
-            <w:r>
-              <w:rPr>
-                <w:color w:val="2D3748"/>
-                <w:sz w:val="18"/>
-              </w:rPr>
-              <w:t>Solution Analysis:</w:t>
-              <w:br/>
-              <w:t>Given, chrysoberyl forms ccp structure. Oxygen occupies lattice points =N (say) Al occupies (1 / 2) of octahedral voids =(N / 2) Be occupies (1 / 8) of tetrahedral voids =(2N / 8) ∴ The formula of compound is Be:Al:O (2N / 8):(N / 2):N ⇒ BeAl_(2)O_(4)</w:t>
+              <w:t>PCl_(5) is an ionic solid composed of [PCl_(4)]^+ ions and [PCl_(6)]^- ions. In an ionic solid, there is a transfer of electrons between atoms, resulting in the formation these cations and anions. These opposite charged ions held together by electrostatic forces forming a crystal lattice structure.</w:t>
             </w:r>
           </w:p>
         </w:tc>
